--- a/Knowledge/3-Work knowledge/1-Software Engineering/2-Testing/5-My Source/1-ISTQB Foundation Level/2-Common Test Roles/7-Technical Test Analyst.docx
+++ b/Knowledge/3-Work knowledge/1-Software Engineering/2-Testing/5-My Source/1-ISTQB Foundation Level/2-Common Test Roles/7-Technical Test Analyst.docx
@@ -34,51 +34,77 @@
       </w:pPr>
       <w:r>
         <w:rPr>
-          <w:b/>
-          <w:shd w:val="clear" w:color="auto" w:fill="B7B7B7"/>
-        </w:rPr>
-        <w:t># Source</w:t>
-      </w:r>
-      <w:r>
-        <w:rPr>
-          <w:shd w:val="clear" w:color="auto" w:fill="B7B7B7"/>
-        </w:rPr>
-        <w:t xml:space="preserve">: </w:t>
-      </w:r>
-      <w:r>
-        <w:rPr>
-          <w:b/>
-          <w:shd w:val="clear" w:color="auto" w:fill="B7B7B7"/>
-        </w:rPr>
-        <w:t xml:space="preserve">Chatgpt </w:t>
-      </w:r>
-      <w:r>
-        <w:rPr>
-          <w:b/>
-          <w:sz w:val="14"/>
-          <w:szCs w:val="14"/>
-          <w:shd w:val="clear" w:color="auto" w:fill="B7B7B7"/>
-        </w:rPr>
-        <w:t>(GPT</w:t>
-      </w:r>
-      <w:r>
-        <w:rPr>
-          <w:rFonts w:ascii="Cambria Math" w:hAnsi="Cambria Math" w:cs="Cambria Math"/>
-          <w:b/>
-          <w:sz w:val="14"/>
-          <w:szCs w:val="14"/>
-          <w:shd w:val="clear" w:color="auto" w:fill="B7B7B7"/>
+          <w:rFonts w:ascii="Arial" w:eastAsia="Arial" w:hAnsi="Arial" w:cs="Arial"/>
+          <w:b/>
+          <w:color w:val="000000"/>
+          <w:sz w:val="18"/>
+          <w:highlight w:val="lightGray"/>
+        </w:rPr>
+        <w:t># Source: AI Source: Provided by: [Data Path</w:t>
+      </w:r>
+      <w:r>
+        <w:rPr>
+          <w:rFonts w:ascii="Arial" w:eastAsia="Arial" w:hAnsi="Arial" w:cs="Arial"/>
+          <w:color w:val="000000"/>
+          <w:sz w:val="18"/>
+          <w:highlight w:val="lightGray"/>
+        </w:rPr>
+        <w:t xml:space="preserve">: Persons Table -&gt; ID Column: 1, Name_En Column: Motasem Essam] -&gt; </w:t>
+      </w:r>
+      <w:r>
+        <w:rPr>
+          <w:rFonts w:ascii="Arial" w:eastAsia="Arial" w:hAnsi="Arial" w:cs="Arial"/>
+          <w:b/>
+          <w:color w:val="000000"/>
+          <w:sz w:val="18"/>
+          <w:highlight w:val="lightGray"/>
+        </w:rPr>
+        <w:t>From:</w:t>
+      </w:r>
+      <w:r>
+        <w:rPr>
+          <w:rFonts w:ascii="Arial" w:eastAsia="Arial" w:hAnsi="Arial" w:cs="Arial"/>
+          <w:color w:val="000000"/>
+          <w:sz w:val="18"/>
+          <w:highlight w:val="lightGray"/>
+        </w:rPr>
+        <w:t xml:space="preserve"> [Chatgpt (GPT</w:t>
+      </w:r>
+      <w:r>
+        <w:rPr>
+          <w:rFonts w:ascii="Arial" w:eastAsia="Arial" w:hAnsi="Arial" w:cs="Cambria Math"/>
+          <w:color w:val="000000"/>
+          <w:sz w:val="18"/>
+          <w:highlight w:val="lightGray"/>
         </w:rPr>
         <w:t>‑</w:t>
       </w:r>
       <w:r>
         <w:rPr>
-          <w:b/>
-          <w:sz w:val="14"/>
-          <w:szCs w:val="14"/>
-          <w:shd w:val="clear" w:color="auto" w:fill="B7B7B7"/>
-        </w:rPr>
-        <w:t>5 Mini) at [8/22/2025]</w:t>
+          <w:rFonts w:ascii="Arial" w:eastAsia="Arial" w:hAnsi="Arial" w:cs="Arial"/>
+          <w:color w:val="000000"/>
+          <w:sz w:val="18"/>
+          <w:highlight w:val="lightGray"/>
+        </w:rPr>
+        <w:t xml:space="preserve">5 Mini)] </w:t>
+      </w:r>
+      <w:r>
+        <w:rPr>
+          <w:rFonts w:ascii="Arial" w:eastAsia="Arial" w:hAnsi="Arial" w:cs="Arial"/>
+          <w:b/>
+          <w:color w:val="000000"/>
+          <w:sz w:val="18"/>
+          <w:highlight w:val="lightGray"/>
+        </w:rPr>
+        <w:t>on</w:t>
+      </w:r>
+      <w:r>
+        <w:rPr>
+          <w:rFonts w:ascii="Arial" w:eastAsia="Arial" w:hAnsi="Arial"/>
+          <w:sz w:val="18"/>
+          <w:highlight w:val="lightGray"/>
+        </w:rPr>
+        <w:t xml:space="preserve"> [8/22/2025]</w:t>
       </w:r>
     </w:p>
     <w:p>
@@ -153,7 +179,7 @@
           <w:ilvl w:val="0"/>
           <w:numId w:val="1"/>
         </w:numPr>
-        <w:spacing w:before="240"/>
+        <w:spacing w:before="240" w:after="0" w:line="276" w:lineRule="auto"/>
       </w:pPr>
       <w:r>
         <w:rPr>
@@ -187,7 +213,7 @@
           <w:ilvl w:val="0"/>
           <w:numId w:val="1"/>
         </w:numPr>
-        <w:spacing w:after="240"/>
+        <w:spacing w:after="240" w:line="276" w:lineRule="auto"/>
       </w:pPr>
       <w:r>
         <w:rPr>
@@ -217,7 +243,7 @@
     </w:p>
     <w:p>
       <w:r>
-        <w:pict w14:anchorId="40D781DE">
+        <w:pict w14:anchorId="1BE3C175">
           <v:rect id="_x0000_i1025" style="width:0;height:1.5pt" o:hralign="center" o:hrstd="t" o:hr="t" fillcolor="#a0a0a0" stroked="f"/>
         </w:pict>
       </w:r>
@@ -241,51 +267,77 @@
       </w:pPr>
       <w:r>
         <w:rPr>
-          <w:b/>
-          <w:shd w:val="clear" w:color="auto" w:fill="B7B7B7"/>
-        </w:rPr>
-        <w:t># Source</w:t>
-      </w:r>
-      <w:r>
-        <w:rPr>
-          <w:shd w:val="clear" w:color="auto" w:fill="B7B7B7"/>
-        </w:rPr>
-        <w:t xml:space="preserve">: </w:t>
-      </w:r>
-      <w:r>
-        <w:rPr>
-          <w:b/>
-          <w:shd w:val="clear" w:color="auto" w:fill="B7B7B7"/>
-        </w:rPr>
-        <w:t xml:space="preserve">Chatgpt </w:t>
-      </w:r>
-      <w:r>
-        <w:rPr>
-          <w:b/>
-          <w:sz w:val="14"/>
-          <w:szCs w:val="14"/>
-          <w:shd w:val="clear" w:color="auto" w:fill="B7B7B7"/>
-        </w:rPr>
-        <w:t>(GPT</w:t>
-      </w:r>
-      <w:r>
-        <w:rPr>
-          <w:rFonts w:ascii="Cambria Math" w:hAnsi="Cambria Math" w:cs="Cambria Math"/>
-          <w:b/>
-          <w:sz w:val="14"/>
-          <w:szCs w:val="14"/>
-          <w:shd w:val="clear" w:color="auto" w:fill="B7B7B7"/>
+          <w:rFonts w:ascii="Arial" w:eastAsia="Arial" w:hAnsi="Arial" w:cs="Arial"/>
+          <w:b/>
+          <w:color w:val="000000"/>
+          <w:sz w:val="18"/>
+          <w:highlight w:val="lightGray"/>
+        </w:rPr>
+        <w:t># Source: AI Source: Provided by: [Data Path</w:t>
+      </w:r>
+      <w:r>
+        <w:rPr>
+          <w:rFonts w:ascii="Arial" w:eastAsia="Arial" w:hAnsi="Arial" w:cs="Arial"/>
+          <w:color w:val="000000"/>
+          <w:sz w:val="18"/>
+          <w:highlight w:val="lightGray"/>
+        </w:rPr>
+        <w:t xml:space="preserve">: Persons Table -&gt; ID Column: 1, Name_En Column: Motasem Essam] -&gt; </w:t>
+      </w:r>
+      <w:r>
+        <w:rPr>
+          <w:rFonts w:ascii="Arial" w:eastAsia="Arial" w:hAnsi="Arial" w:cs="Arial"/>
+          <w:b/>
+          <w:color w:val="000000"/>
+          <w:sz w:val="18"/>
+          <w:highlight w:val="lightGray"/>
+        </w:rPr>
+        <w:t>From:</w:t>
+      </w:r>
+      <w:r>
+        <w:rPr>
+          <w:rFonts w:ascii="Arial" w:eastAsia="Arial" w:hAnsi="Arial" w:cs="Arial"/>
+          <w:color w:val="000000"/>
+          <w:sz w:val="18"/>
+          <w:highlight w:val="lightGray"/>
+        </w:rPr>
+        <w:t xml:space="preserve"> [Chatgpt (GPT</w:t>
+      </w:r>
+      <w:r>
+        <w:rPr>
+          <w:rFonts w:ascii="Arial" w:eastAsia="Arial" w:hAnsi="Arial" w:cs="Cambria Math"/>
+          <w:color w:val="000000"/>
+          <w:sz w:val="18"/>
+          <w:highlight w:val="lightGray"/>
         </w:rPr>
         <w:t>‑</w:t>
       </w:r>
       <w:r>
         <w:rPr>
-          <w:b/>
-          <w:sz w:val="14"/>
-          <w:szCs w:val="14"/>
-          <w:shd w:val="clear" w:color="auto" w:fill="B7B7B7"/>
-        </w:rPr>
-        <w:t>5 Mini) at [8/22/2025]</w:t>
+          <w:rFonts w:ascii="Arial" w:eastAsia="Arial" w:hAnsi="Arial" w:cs="Arial"/>
+          <w:color w:val="000000"/>
+          <w:sz w:val="18"/>
+          <w:highlight w:val="lightGray"/>
+        </w:rPr>
+        <w:t xml:space="preserve">5 Mini)] </w:t>
+      </w:r>
+      <w:r>
+        <w:rPr>
+          <w:rFonts w:ascii="Arial" w:eastAsia="Arial" w:hAnsi="Arial" w:cs="Arial"/>
+          <w:b/>
+          <w:color w:val="000000"/>
+          <w:sz w:val="18"/>
+          <w:highlight w:val="lightGray"/>
+        </w:rPr>
+        <w:t>on</w:t>
+      </w:r>
+      <w:r>
+        <w:rPr>
+          <w:rFonts w:ascii="Arial" w:eastAsia="Arial" w:hAnsi="Arial"/>
+          <w:sz w:val="18"/>
+          <w:highlight w:val="lightGray"/>
+        </w:rPr>
+        <w:t xml:space="preserve"> [8/22/2025]</w:t>
       </w:r>
     </w:p>
     <w:p>
@@ -294,7 +346,7 @@
           <w:ilvl w:val="0"/>
           <w:numId w:val="2"/>
         </w:numPr>
-        <w:spacing w:before="240"/>
+        <w:spacing w:before="240" w:after="0" w:line="276" w:lineRule="auto"/>
         <w:rPr>
           <w:rFonts w:ascii="Roboto Mono" w:eastAsia="Roboto Mono" w:hAnsi="Roboto Mono" w:cs="Roboto Mono"/>
         </w:rPr>
@@ -320,6 +372,7 @@
           <w:ilvl w:val="1"/>
           <w:numId w:val="2"/>
         </w:numPr>
+        <w:spacing w:after="0" w:line="276" w:lineRule="auto"/>
       </w:pPr>
       <w:r>
         <w:rPr>
@@ -353,6 +406,7 @@
           <w:ilvl w:val="1"/>
           <w:numId w:val="2"/>
         </w:numPr>
+        <w:spacing w:after="0" w:line="276" w:lineRule="auto"/>
       </w:pPr>
       <w:r>
         <w:rPr>
@@ -386,6 +440,7 @@
           <w:ilvl w:val="0"/>
           <w:numId w:val="2"/>
         </w:numPr>
+        <w:spacing w:after="0" w:line="276" w:lineRule="auto"/>
         <w:rPr>
           <w:rFonts w:ascii="Roboto Mono" w:eastAsia="Roboto Mono" w:hAnsi="Roboto Mono" w:cs="Roboto Mono"/>
         </w:rPr>
@@ -411,6 +466,7 @@
           <w:ilvl w:val="1"/>
           <w:numId w:val="2"/>
         </w:numPr>
+        <w:spacing w:after="0" w:line="276" w:lineRule="auto"/>
       </w:pPr>
       <w:r>
         <w:rPr>
@@ -444,6 +500,7 @@
           <w:ilvl w:val="1"/>
           <w:numId w:val="2"/>
         </w:numPr>
+        <w:spacing w:after="0" w:line="276" w:lineRule="auto"/>
       </w:pPr>
       <w:r>
         <w:rPr>
@@ -477,6 +534,7 @@
           <w:ilvl w:val="0"/>
           <w:numId w:val="2"/>
         </w:numPr>
+        <w:spacing w:after="0" w:line="276" w:lineRule="auto"/>
         <w:rPr>
           <w:rFonts w:ascii="Roboto Mono" w:eastAsia="Roboto Mono" w:hAnsi="Roboto Mono" w:cs="Roboto Mono"/>
         </w:rPr>
@@ -502,12 +560,12 @@
           <w:ilvl w:val="1"/>
           <w:numId w:val="2"/>
         </w:numPr>
-      </w:pPr>
-      <w:r>
-        <w:rPr>
-          <w:rFonts w:ascii="Roboto Mono" w:eastAsia="Roboto Mono" w:hAnsi="Roboto Mono" w:cs="Roboto Mono"/>
-        </w:rPr>
-        <w:lastRenderedPageBreak/>
+        <w:spacing w:after="0" w:line="276" w:lineRule="auto"/>
+      </w:pPr>
+      <w:r>
+        <w:rPr>
+          <w:rFonts w:ascii="Roboto Mono" w:eastAsia="Roboto Mono" w:hAnsi="Roboto Mono" w:cs="Roboto Mono"/>
+        </w:rPr>
         <w:t xml:space="preserve">Identify </w:t>
       </w:r>
       <w:r>
@@ -536,6 +594,7 @@
           <w:ilvl w:val="1"/>
           <w:numId w:val="2"/>
         </w:numPr>
+        <w:spacing w:after="0" w:line="276" w:lineRule="auto"/>
       </w:pPr>
       <w:r>
         <w:rPr>
@@ -569,6 +628,7 @@
           <w:ilvl w:val="0"/>
           <w:numId w:val="2"/>
         </w:numPr>
+        <w:spacing w:after="0" w:line="276" w:lineRule="auto"/>
         <w:rPr>
           <w:rFonts w:ascii="Roboto Mono" w:eastAsia="Roboto Mono" w:hAnsi="Roboto Mono" w:cs="Roboto Mono"/>
         </w:rPr>
@@ -594,6 +654,7 @@
           <w:ilvl w:val="1"/>
           <w:numId w:val="2"/>
         </w:numPr>
+        <w:spacing w:after="0" w:line="276" w:lineRule="auto"/>
       </w:pPr>
       <w:r>
         <w:rPr>
@@ -627,6 +688,7 @@
           <w:ilvl w:val="1"/>
           <w:numId w:val="2"/>
         </w:numPr>
+        <w:spacing w:after="0" w:line="276" w:lineRule="auto"/>
       </w:pPr>
       <w:r>
         <w:rPr>
@@ -660,6 +722,7 @@
           <w:ilvl w:val="0"/>
           <w:numId w:val="2"/>
         </w:numPr>
+        <w:spacing w:after="0" w:line="276" w:lineRule="auto"/>
         <w:rPr>
           <w:rFonts w:ascii="Roboto Mono" w:eastAsia="Roboto Mono" w:hAnsi="Roboto Mono" w:cs="Roboto Mono"/>
         </w:rPr>
@@ -685,7 +748,7 @@
           <w:ilvl w:val="1"/>
           <w:numId w:val="2"/>
         </w:numPr>
-        <w:spacing w:after="240"/>
+        <w:spacing w:after="240" w:line="276" w:lineRule="auto"/>
       </w:pPr>
       <w:r>
         <w:rPr>
@@ -712,7 +775,7 @@
     </w:p>
     <w:p>
       <w:r>
-        <w:pict w14:anchorId="269DF1F9">
+        <w:pict w14:anchorId="0B815EE7">
           <v:rect id="_x0000_i1026" style="width:0;height:1.5pt" o:hralign="center" o:hrstd="t" o:hr="t" fillcolor="#a0a0a0" stroked="f"/>
         </w:pict>
       </w:r>
@@ -736,51 +799,77 @@
       </w:pPr>
       <w:r>
         <w:rPr>
-          <w:b/>
-          <w:shd w:val="clear" w:color="auto" w:fill="B7B7B7"/>
-        </w:rPr>
-        <w:t># Source</w:t>
-      </w:r>
-      <w:r>
-        <w:rPr>
-          <w:shd w:val="clear" w:color="auto" w:fill="B7B7B7"/>
-        </w:rPr>
-        <w:t xml:space="preserve">: </w:t>
-      </w:r>
-      <w:r>
-        <w:rPr>
-          <w:b/>
-          <w:shd w:val="clear" w:color="auto" w:fill="B7B7B7"/>
-        </w:rPr>
-        <w:t xml:space="preserve">Chatgpt </w:t>
-      </w:r>
-      <w:r>
-        <w:rPr>
-          <w:b/>
-          <w:sz w:val="14"/>
-          <w:szCs w:val="14"/>
-          <w:shd w:val="clear" w:color="auto" w:fill="B7B7B7"/>
-        </w:rPr>
-        <w:t>(GPT</w:t>
-      </w:r>
-      <w:r>
-        <w:rPr>
-          <w:rFonts w:ascii="Cambria Math" w:hAnsi="Cambria Math" w:cs="Cambria Math"/>
-          <w:b/>
-          <w:sz w:val="14"/>
-          <w:szCs w:val="14"/>
-          <w:shd w:val="clear" w:color="auto" w:fill="B7B7B7"/>
+          <w:rFonts w:ascii="Arial" w:eastAsia="Arial" w:hAnsi="Arial" w:cs="Arial"/>
+          <w:b/>
+          <w:color w:val="000000"/>
+          <w:sz w:val="18"/>
+          <w:highlight w:val="lightGray"/>
+        </w:rPr>
+        <w:t># Source: AI Source: Provided by: [Data Path</w:t>
+      </w:r>
+      <w:r>
+        <w:rPr>
+          <w:rFonts w:ascii="Arial" w:eastAsia="Arial" w:hAnsi="Arial" w:cs="Arial"/>
+          <w:color w:val="000000"/>
+          <w:sz w:val="18"/>
+          <w:highlight w:val="lightGray"/>
+        </w:rPr>
+        <w:t xml:space="preserve">: Persons Table -&gt; ID Column: 1, Name_En Column: Motasem Essam] -&gt; </w:t>
+      </w:r>
+      <w:r>
+        <w:rPr>
+          <w:rFonts w:ascii="Arial" w:eastAsia="Arial" w:hAnsi="Arial" w:cs="Arial"/>
+          <w:b/>
+          <w:color w:val="000000"/>
+          <w:sz w:val="18"/>
+          <w:highlight w:val="lightGray"/>
+        </w:rPr>
+        <w:t>From:</w:t>
+      </w:r>
+      <w:r>
+        <w:rPr>
+          <w:rFonts w:ascii="Arial" w:eastAsia="Arial" w:hAnsi="Arial" w:cs="Arial"/>
+          <w:color w:val="000000"/>
+          <w:sz w:val="18"/>
+          <w:highlight w:val="lightGray"/>
+        </w:rPr>
+        <w:t xml:space="preserve"> [Chatgpt (GPT</w:t>
+      </w:r>
+      <w:r>
+        <w:rPr>
+          <w:rFonts w:ascii="Arial" w:eastAsia="Arial" w:hAnsi="Arial" w:cs="Cambria Math"/>
+          <w:color w:val="000000"/>
+          <w:sz w:val="18"/>
+          <w:highlight w:val="lightGray"/>
         </w:rPr>
         <w:t>‑</w:t>
       </w:r>
       <w:r>
         <w:rPr>
-          <w:b/>
-          <w:sz w:val="14"/>
-          <w:szCs w:val="14"/>
-          <w:shd w:val="clear" w:color="auto" w:fill="B7B7B7"/>
-        </w:rPr>
-        <w:t>5 Mini) at [8/22/2025]</w:t>
+          <w:rFonts w:ascii="Arial" w:eastAsia="Arial" w:hAnsi="Arial" w:cs="Arial"/>
+          <w:color w:val="000000"/>
+          <w:sz w:val="18"/>
+          <w:highlight w:val="lightGray"/>
+        </w:rPr>
+        <w:t xml:space="preserve">5 Mini)] </w:t>
+      </w:r>
+      <w:r>
+        <w:rPr>
+          <w:rFonts w:ascii="Arial" w:eastAsia="Arial" w:hAnsi="Arial" w:cs="Arial"/>
+          <w:b/>
+          <w:color w:val="000000"/>
+          <w:sz w:val="18"/>
+          <w:highlight w:val="lightGray"/>
+        </w:rPr>
+        <w:t>on</w:t>
+      </w:r>
+      <w:r>
+        <w:rPr>
+          <w:rFonts w:ascii="Arial" w:eastAsia="Arial" w:hAnsi="Arial"/>
+          <w:sz w:val="18"/>
+          <w:highlight w:val="lightGray"/>
+        </w:rPr>
+        <w:t xml:space="preserve"> [8/22/2025]</w:t>
       </w:r>
     </w:p>
     <w:p>
@@ -789,7 +878,7 @@
           <w:ilvl w:val="0"/>
           <w:numId w:val="3"/>
         </w:numPr>
-        <w:spacing w:before="240"/>
+        <w:spacing w:before="240" w:after="0" w:line="276" w:lineRule="auto"/>
       </w:pPr>
       <w:r>
         <w:rPr>
@@ -823,6 +912,7 @@
           <w:ilvl w:val="0"/>
           <w:numId w:val="3"/>
         </w:numPr>
+        <w:spacing w:after="0" w:line="276" w:lineRule="auto"/>
       </w:pPr>
       <w:r>
         <w:rPr>
@@ -856,6 +946,7 @@
           <w:ilvl w:val="0"/>
           <w:numId w:val="3"/>
         </w:numPr>
+        <w:spacing w:after="0" w:line="276" w:lineRule="auto"/>
       </w:pPr>
       <w:r>
         <w:rPr>
@@ -902,7 +993,7 @@
           <w:ilvl w:val="0"/>
           <w:numId w:val="3"/>
         </w:numPr>
-        <w:spacing w:after="240"/>
+        <w:spacing w:after="240" w:line="276" w:lineRule="auto"/>
       </w:pPr>
       <w:r>
         <w:rPr>
@@ -932,7 +1023,7 @@
     </w:p>
     <w:p>
       <w:r>
-        <w:pict w14:anchorId="1458AC82">
+        <w:pict w14:anchorId="7D227CA3">
           <v:rect id="_x0000_i1027" style="width:0;height:1.5pt" o:hralign="center" o:hrstd="t" o:hr="t" fillcolor="#a0a0a0" stroked="f"/>
         </w:pict>
       </w:r>
@@ -956,51 +1047,77 @@
       </w:pPr>
       <w:r>
         <w:rPr>
-          <w:b/>
-          <w:shd w:val="clear" w:color="auto" w:fill="B7B7B7"/>
-        </w:rPr>
-        <w:t># Source</w:t>
-      </w:r>
-      <w:r>
-        <w:rPr>
-          <w:shd w:val="clear" w:color="auto" w:fill="B7B7B7"/>
-        </w:rPr>
-        <w:t xml:space="preserve">: </w:t>
-      </w:r>
-      <w:r>
-        <w:rPr>
-          <w:b/>
-          <w:shd w:val="clear" w:color="auto" w:fill="B7B7B7"/>
-        </w:rPr>
-        <w:t xml:space="preserve">Chatgpt </w:t>
-      </w:r>
-      <w:r>
-        <w:rPr>
-          <w:b/>
-          <w:sz w:val="14"/>
-          <w:szCs w:val="14"/>
-          <w:shd w:val="clear" w:color="auto" w:fill="B7B7B7"/>
-        </w:rPr>
-        <w:t>(GPT</w:t>
-      </w:r>
-      <w:r>
-        <w:rPr>
-          <w:rFonts w:ascii="Cambria Math" w:hAnsi="Cambria Math" w:cs="Cambria Math"/>
-          <w:b/>
-          <w:sz w:val="14"/>
-          <w:szCs w:val="14"/>
-          <w:shd w:val="clear" w:color="auto" w:fill="B7B7B7"/>
+          <w:rFonts w:ascii="Arial" w:eastAsia="Arial" w:hAnsi="Arial" w:cs="Arial"/>
+          <w:b/>
+          <w:color w:val="000000"/>
+          <w:sz w:val="18"/>
+          <w:highlight w:val="lightGray"/>
+        </w:rPr>
+        <w:t># Source: AI Source: Provided by: [Data Path</w:t>
+      </w:r>
+      <w:r>
+        <w:rPr>
+          <w:rFonts w:ascii="Arial" w:eastAsia="Arial" w:hAnsi="Arial" w:cs="Arial"/>
+          <w:color w:val="000000"/>
+          <w:sz w:val="18"/>
+          <w:highlight w:val="lightGray"/>
+        </w:rPr>
+        <w:t xml:space="preserve">: Persons Table -&gt; ID Column: 1, Name_En Column: Motasem Essam] -&gt; </w:t>
+      </w:r>
+      <w:r>
+        <w:rPr>
+          <w:rFonts w:ascii="Arial" w:eastAsia="Arial" w:hAnsi="Arial" w:cs="Arial"/>
+          <w:b/>
+          <w:color w:val="000000"/>
+          <w:sz w:val="18"/>
+          <w:highlight w:val="lightGray"/>
+        </w:rPr>
+        <w:t>From:</w:t>
+      </w:r>
+      <w:r>
+        <w:rPr>
+          <w:rFonts w:ascii="Arial" w:eastAsia="Arial" w:hAnsi="Arial" w:cs="Arial"/>
+          <w:color w:val="000000"/>
+          <w:sz w:val="18"/>
+          <w:highlight w:val="lightGray"/>
+        </w:rPr>
+        <w:t xml:space="preserve"> [Chatgpt (GPT</w:t>
+      </w:r>
+      <w:r>
+        <w:rPr>
+          <w:rFonts w:ascii="Arial" w:eastAsia="Arial" w:hAnsi="Arial" w:cs="Cambria Math"/>
+          <w:color w:val="000000"/>
+          <w:sz w:val="18"/>
+          <w:highlight w:val="lightGray"/>
         </w:rPr>
         <w:t>‑</w:t>
       </w:r>
       <w:r>
         <w:rPr>
-          <w:b/>
-          <w:sz w:val="14"/>
-          <w:szCs w:val="14"/>
-          <w:shd w:val="clear" w:color="auto" w:fill="B7B7B7"/>
-        </w:rPr>
-        <w:t>5 Mini) at [8/22/2025]</w:t>
+          <w:rFonts w:ascii="Arial" w:eastAsia="Arial" w:hAnsi="Arial" w:cs="Arial"/>
+          <w:color w:val="000000"/>
+          <w:sz w:val="18"/>
+          <w:highlight w:val="lightGray"/>
+        </w:rPr>
+        <w:t xml:space="preserve">5 Mini)] </w:t>
+      </w:r>
+      <w:r>
+        <w:rPr>
+          <w:rFonts w:ascii="Arial" w:eastAsia="Arial" w:hAnsi="Arial" w:cs="Arial"/>
+          <w:b/>
+          <w:color w:val="000000"/>
+          <w:sz w:val="18"/>
+          <w:highlight w:val="lightGray"/>
+        </w:rPr>
+        <w:t>on</w:t>
+      </w:r>
+      <w:r>
+        <w:rPr>
+          <w:rFonts w:ascii="Arial" w:eastAsia="Arial" w:hAnsi="Arial"/>
+          <w:sz w:val="18"/>
+          <w:highlight w:val="lightGray"/>
+        </w:rPr>
+        <w:t xml:space="preserve"> [8/22/2025]</w:t>
       </w:r>
     </w:p>
     <w:p>
@@ -1009,17 +1126,16 @@
           <w:ilvl w:val="0"/>
           <w:numId w:val="4"/>
         </w:numPr>
-        <w:spacing w:before="240"/>
-        <w:rPr>
-          <w:rFonts w:ascii="Roboto Mono" w:eastAsia="Roboto Mono" w:hAnsi="Roboto Mono" w:cs="Roboto Mono"/>
-        </w:rPr>
-      </w:pPr>
-      <w:r>
-        <w:rPr>
-          <w:rFonts w:ascii="Roboto Mono" w:eastAsia="Roboto Mono" w:hAnsi="Roboto Mono" w:cs="Roboto Mono"/>
-          <w:b/>
-        </w:rPr>
-        <w:lastRenderedPageBreak/>
+        <w:spacing w:before="240" w:after="0" w:line="276" w:lineRule="auto"/>
+        <w:rPr>
+          <w:rFonts w:ascii="Roboto Mono" w:eastAsia="Roboto Mono" w:hAnsi="Roboto Mono" w:cs="Roboto Mono"/>
+        </w:rPr>
+      </w:pPr>
+      <w:r>
+        <w:rPr>
+          <w:rFonts w:ascii="Roboto Mono" w:eastAsia="Roboto Mono" w:hAnsi="Roboto Mono" w:cs="Roboto Mono"/>
+          <w:b/>
+        </w:rPr>
         <w:t>Technical Test Cases &amp; Test Scripts</w:t>
       </w:r>
       <w:r>
@@ -1036,6 +1152,7 @@
           <w:ilvl w:val="0"/>
           <w:numId w:val="4"/>
         </w:numPr>
+        <w:spacing w:after="0" w:line="276" w:lineRule="auto"/>
         <w:rPr>
           <w:rFonts w:ascii="Roboto Mono" w:eastAsia="Roboto Mono" w:hAnsi="Roboto Mono" w:cs="Roboto Mono"/>
         </w:rPr>
@@ -1061,6 +1178,7 @@
           <w:ilvl w:val="0"/>
           <w:numId w:val="4"/>
         </w:numPr>
+        <w:spacing w:after="0" w:line="276" w:lineRule="auto"/>
         <w:rPr>
           <w:rFonts w:ascii="Roboto Mono" w:eastAsia="Roboto Mono" w:hAnsi="Roboto Mono" w:cs="Roboto Mono"/>
         </w:rPr>
@@ -1086,7 +1204,7 @@
           <w:ilvl w:val="0"/>
           <w:numId w:val="4"/>
         </w:numPr>
-        <w:spacing w:after="240"/>
+        <w:spacing w:after="240" w:line="276" w:lineRule="auto"/>
         <w:rPr>
           <w:rFonts w:ascii="Roboto Mono" w:eastAsia="Roboto Mono" w:hAnsi="Roboto Mono" w:cs="Roboto Mono"/>
         </w:rPr>
@@ -1108,7 +1226,7 @@
     </w:p>
     <w:p>
       <w:r>
-        <w:pict w14:anchorId="28DEC2E8">
+        <w:pict w14:anchorId="2F146650">
           <v:rect id="_x0000_i1028" style="width:0;height:1.5pt" o:hralign="center" o:hrstd="t" o:hr="t" fillcolor="#a0a0a0" stroked="f"/>
         </w:pict>
       </w:r>
@@ -1132,51 +1250,77 @@
       </w:pPr>
       <w:r>
         <w:rPr>
-          <w:b/>
-          <w:shd w:val="clear" w:color="auto" w:fill="B7B7B7"/>
-        </w:rPr>
-        <w:t># Source</w:t>
-      </w:r>
-      <w:r>
-        <w:rPr>
-          <w:shd w:val="clear" w:color="auto" w:fill="B7B7B7"/>
-        </w:rPr>
-        <w:t xml:space="preserve">: </w:t>
-      </w:r>
-      <w:r>
-        <w:rPr>
-          <w:b/>
-          <w:shd w:val="clear" w:color="auto" w:fill="B7B7B7"/>
-        </w:rPr>
-        <w:t xml:space="preserve">Chatgpt </w:t>
-      </w:r>
-      <w:r>
-        <w:rPr>
-          <w:b/>
-          <w:sz w:val="14"/>
-          <w:szCs w:val="14"/>
-          <w:shd w:val="clear" w:color="auto" w:fill="B7B7B7"/>
-        </w:rPr>
-        <w:t>(GPT</w:t>
-      </w:r>
-      <w:r>
-        <w:rPr>
-          <w:rFonts w:ascii="Cambria Math" w:hAnsi="Cambria Math" w:cs="Cambria Math"/>
-          <w:b/>
-          <w:sz w:val="14"/>
-          <w:szCs w:val="14"/>
-          <w:shd w:val="clear" w:color="auto" w:fill="B7B7B7"/>
+          <w:rFonts w:ascii="Arial" w:eastAsia="Arial" w:hAnsi="Arial" w:cs="Arial"/>
+          <w:b/>
+          <w:color w:val="000000"/>
+          <w:sz w:val="18"/>
+          <w:highlight w:val="lightGray"/>
+        </w:rPr>
+        <w:t># Source: AI Source: Provided by: [Data Path</w:t>
+      </w:r>
+      <w:r>
+        <w:rPr>
+          <w:rFonts w:ascii="Arial" w:eastAsia="Arial" w:hAnsi="Arial" w:cs="Arial"/>
+          <w:color w:val="000000"/>
+          <w:sz w:val="18"/>
+          <w:highlight w:val="lightGray"/>
+        </w:rPr>
+        <w:t xml:space="preserve">: Persons Table -&gt; ID Column: 1, Name_En Column: Motasem Essam] -&gt; </w:t>
+      </w:r>
+      <w:r>
+        <w:rPr>
+          <w:rFonts w:ascii="Arial" w:eastAsia="Arial" w:hAnsi="Arial" w:cs="Arial"/>
+          <w:b/>
+          <w:color w:val="000000"/>
+          <w:sz w:val="18"/>
+          <w:highlight w:val="lightGray"/>
+        </w:rPr>
+        <w:t>From:</w:t>
+      </w:r>
+      <w:r>
+        <w:rPr>
+          <w:rFonts w:ascii="Arial" w:eastAsia="Arial" w:hAnsi="Arial" w:cs="Arial"/>
+          <w:color w:val="000000"/>
+          <w:sz w:val="18"/>
+          <w:highlight w:val="lightGray"/>
+        </w:rPr>
+        <w:t xml:space="preserve"> [Chatgpt (GPT</w:t>
+      </w:r>
+      <w:r>
+        <w:rPr>
+          <w:rFonts w:ascii="Arial" w:eastAsia="Arial" w:hAnsi="Arial" w:cs="Cambria Math"/>
+          <w:color w:val="000000"/>
+          <w:sz w:val="18"/>
+          <w:highlight w:val="lightGray"/>
         </w:rPr>
         <w:t>‑</w:t>
       </w:r>
       <w:r>
         <w:rPr>
-          <w:b/>
-          <w:sz w:val="14"/>
-          <w:szCs w:val="14"/>
-          <w:shd w:val="clear" w:color="auto" w:fill="B7B7B7"/>
-        </w:rPr>
-        <w:t>5 Mini) at [8/22/2025]</w:t>
+          <w:rFonts w:ascii="Arial" w:eastAsia="Arial" w:hAnsi="Arial" w:cs="Arial"/>
+          <w:color w:val="000000"/>
+          <w:sz w:val="18"/>
+          <w:highlight w:val="lightGray"/>
+        </w:rPr>
+        <w:t xml:space="preserve">5 Mini)] </w:t>
+      </w:r>
+      <w:r>
+        <w:rPr>
+          <w:rFonts w:ascii="Arial" w:eastAsia="Arial" w:hAnsi="Arial" w:cs="Arial"/>
+          <w:b/>
+          <w:color w:val="000000"/>
+          <w:sz w:val="18"/>
+          <w:highlight w:val="lightGray"/>
+        </w:rPr>
+        <w:t>on</w:t>
+      </w:r>
+      <w:r>
+        <w:rPr>
+          <w:rFonts w:ascii="Arial" w:eastAsia="Arial" w:hAnsi="Arial"/>
+          <w:sz w:val="18"/>
+          <w:highlight w:val="lightGray"/>
+        </w:rPr>
+        <w:t xml:space="preserve"> [8/22/2025]</w:t>
       </w:r>
     </w:p>
     <w:p>
@@ -1197,7 +1341,7 @@
     </w:p>
     <w:p>
       <w:r>
-        <w:pict w14:anchorId="04E8034B">
+        <w:pict w14:anchorId="3CA5D086">
           <v:rect id="_x0000_i1029" style="width:0;height:1.5pt" o:hralign="center" o:hrstd="t" o:hr="t" fillcolor="#a0a0a0" stroked="f"/>
         </w:pict>
       </w:r>
@@ -1231,51 +1375,77 @@
       </w:pPr>
       <w:r>
         <w:rPr>
-          <w:b/>
-          <w:shd w:val="clear" w:color="auto" w:fill="B7B7B7"/>
-        </w:rPr>
-        <w:t># Source</w:t>
-      </w:r>
-      <w:r>
-        <w:rPr>
-          <w:shd w:val="clear" w:color="auto" w:fill="B7B7B7"/>
-        </w:rPr>
-        <w:t xml:space="preserve">: </w:t>
-      </w:r>
-      <w:r>
-        <w:rPr>
-          <w:b/>
-          <w:shd w:val="clear" w:color="auto" w:fill="B7B7B7"/>
-        </w:rPr>
-        <w:t xml:space="preserve">Chatgpt </w:t>
-      </w:r>
-      <w:r>
-        <w:rPr>
-          <w:b/>
-          <w:sz w:val="14"/>
-          <w:szCs w:val="14"/>
-          <w:shd w:val="clear" w:color="auto" w:fill="B7B7B7"/>
-        </w:rPr>
-        <w:t>(GPT</w:t>
-      </w:r>
-      <w:r>
-        <w:rPr>
-          <w:rFonts w:ascii="Cambria Math" w:hAnsi="Cambria Math" w:cs="Cambria Math"/>
-          <w:b/>
-          <w:sz w:val="14"/>
-          <w:szCs w:val="14"/>
-          <w:shd w:val="clear" w:color="auto" w:fill="B7B7B7"/>
+          <w:rFonts w:ascii="Arial" w:eastAsia="Arial" w:hAnsi="Arial" w:cs="Arial"/>
+          <w:b/>
+          <w:color w:val="000000"/>
+          <w:sz w:val="18"/>
+          <w:highlight w:val="lightGray"/>
+        </w:rPr>
+        <w:t># Source: AI Source: Provided by: [Data Path</w:t>
+      </w:r>
+      <w:r>
+        <w:rPr>
+          <w:rFonts w:ascii="Arial" w:eastAsia="Arial" w:hAnsi="Arial" w:cs="Arial"/>
+          <w:color w:val="000000"/>
+          <w:sz w:val="18"/>
+          <w:highlight w:val="lightGray"/>
+        </w:rPr>
+        <w:t xml:space="preserve">: Persons Table -&gt; ID Column: 1, Name_En Column: Motasem Essam] -&gt; </w:t>
+      </w:r>
+      <w:r>
+        <w:rPr>
+          <w:rFonts w:ascii="Arial" w:eastAsia="Arial" w:hAnsi="Arial" w:cs="Arial"/>
+          <w:b/>
+          <w:color w:val="000000"/>
+          <w:sz w:val="18"/>
+          <w:highlight w:val="lightGray"/>
+        </w:rPr>
+        <w:t>From:</w:t>
+      </w:r>
+      <w:r>
+        <w:rPr>
+          <w:rFonts w:ascii="Arial" w:eastAsia="Arial" w:hAnsi="Arial" w:cs="Arial"/>
+          <w:color w:val="000000"/>
+          <w:sz w:val="18"/>
+          <w:highlight w:val="lightGray"/>
+        </w:rPr>
+        <w:t xml:space="preserve"> [Chatgpt (GPT</w:t>
+      </w:r>
+      <w:r>
+        <w:rPr>
+          <w:rFonts w:ascii="Arial" w:eastAsia="Arial" w:hAnsi="Arial" w:cs="Cambria Math"/>
+          <w:color w:val="000000"/>
+          <w:sz w:val="18"/>
+          <w:highlight w:val="lightGray"/>
         </w:rPr>
         <w:t>‑</w:t>
       </w:r>
       <w:r>
         <w:rPr>
-          <w:b/>
-          <w:sz w:val="14"/>
-          <w:szCs w:val="14"/>
-          <w:shd w:val="clear" w:color="auto" w:fill="B7B7B7"/>
-        </w:rPr>
-        <w:t>5 Mini) at [8/22/2025]</w:t>
+          <w:rFonts w:ascii="Arial" w:eastAsia="Arial" w:hAnsi="Arial" w:cs="Arial"/>
+          <w:color w:val="000000"/>
+          <w:sz w:val="18"/>
+          <w:highlight w:val="lightGray"/>
+        </w:rPr>
+        <w:t xml:space="preserve">5 Mini)] </w:t>
+      </w:r>
+      <w:r>
+        <w:rPr>
+          <w:rFonts w:ascii="Arial" w:eastAsia="Arial" w:hAnsi="Arial" w:cs="Arial"/>
+          <w:b/>
+          <w:color w:val="000000"/>
+          <w:sz w:val="18"/>
+          <w:highlight w:val="lightGray"/>
+        </w:rPr>
+        <w:t>on</w:t>
+      </w:r>
+      <w:r>
+        <w:rPr>
+          <w:rFonts w:ascii="Arial" w:eastAsia="Arial" w:hAnsi="Arial"/>
+          <w:sz w:val="18"/>
+          <w:highlight w:val="lightGray"/>
+        </w:rPr>
+        <w:t xml:space="preserve"> [8/22/2025]</w:t>
       </w:r>
     </w:p>
     <w:p>
@@ -1284,7 +1454,7 @@
           <w:ilvl w:val="0"/>
           <w:numId w:val="5"/>
         </w:numPr>
-        <w:spacing w:before="240"/>
+        <w:spacing w:before="240" w:after="0" w:line="276" w:lineRule="auto"/>
       </w:pPr>
       <w:r>
         <w:rPr>
@@ -1318,6 +1488,7 @@
           <w:ilvl w:val="0"/>
           <w:numId w:val="5"/>
         </w:numPr>
+        <w:spacing w:after="0" w:line="276" w:lineRule="auto"/>
       </w:pPr>
       <w:r>
         <w:rPr>
@@ -1351,7 +1522,7 @@
           <w:ilvl w:val="0"/>
           <w:numId w:val="5"/>
         </w:numPr>
-        <w:spacing w:after="240"/>
+        <w:spacing w:after="240" w:line="276" w:lineRule="auto"/>
       </w:pPr>
       <w:r>
         <w:rPr>
@@ -1394,7 +1565,7 @@
     </w:p>
     <w:p>
       <w:r>
-        <w:pict w14:anchorId="53D312E3">
+        <w:pict w14:anchorId="403D66C4">
           <v:rect id="_x0000_i1030" style="width:0;height:1.5pt" o:hralign="center" o:hrstd="t" o:hr="t" fillcolor="#a0a0a0" stroked="f"/>
         </w:pict>
       </w:r>
@@ -1404,13 +1575,14 @@
         <w:spacing w:before="240" w:after="240"/>
       </w:pPr>
     </w:p>
+    <w:p/>
     <w:p/>
     <w:p/>
     <w:sectPr>
       <w:pgSz w:w="12240" w:h="15840"/>
       <w:pgMar w:top="1440" w:right="1440" w:bottom="1440" w:left="1440" w:header="720" w:footer="720" w:gutter="0"/>
-      <w:pgNumType w:start="1"/>
       <w:cols w:space="720"/>
+      <w:docGrid w:linePitch="360"/>
     </w:sectPr>
   </w:body>
 </w:document>
@@ -2401,18 +2573,6 @@
   <w:style w:type="paragraph" w:default="1" w:styleId="Normal">
     <w:name w:val="Normal"/>
     <w:qFormat/>
-    <w:rsid w:val="0056624E"/>
-    <w:pPr>
-      <w:spacing w:after="0" w:line="276" w:lineRule="auto"/>
-    </w:pPr>
-    <w:rPr>
-      <w:rFonts w:ascii="Arial" w:eastAsia="Arial" w:hAnsi="Arial" w:cs="Arial"/>
-      <w:kern w:val="0"/>
-      <w:sz w:val="22"/>
-      <w:szCs w:val="22"/>
-      <w:lang w:val="en"/>
-      <w14:ligatures w14:val="none"/>
-    </w:rPr>
   </w:style>
   <w:style w:type="paragraph" w:styleId="Heading1">
     <w:name w:val="heading 1"/>
@@ -2421,7 +2581,7 @@
     <w:link w:val="Heading1Char"/>
     <w:uiPriority w:val="9"/>
     <w:qFormat/>
-    <w:rsid w:val="00C616F5"/>
+    <w:rsid w:val="000D28BF"/>
     <w:pPr>
       <w:keepNext/>
       <w:keepLines/>
@@ -2443,7 +2603,7 @@
     <w:uiPriority w:val="9"/>
     <w:unhideWhenUsed/>
     <w:qFormat/>
-    <w:rsid w:val="00C616F5"/>
+    <w:rsid w:val="000D28BF"/>
     <w:pPr>
       <w:keepNext/>
       <w:keepLines/>
@@ -2466,7 +2626,7 @@
     <w:semiHidden/>
     <w:unhideWhenUsed/>
     <w:qFormat/>
-    <w:rsid w:val="00C616F5"/>
+    <w:rsid w:val="000D28BF"/>
     <w:pPr>
       <w:keepNext/>
       <w:keepLines/>
@@ -2489,7 +2649,7 @@
     <w:semiHidden/>
     <w:unhideWhenUsed/>
     <w:qFormat/>
-    <w:rsid w:val="00C616F5"/>
+    <w:rsid w:val="000D28BF"/>
     <w:pPr>
       <w:keepNext/>
       <w:keepLines/>
@@ -2512,7 +2672,7 @@
     <w:semiHidden/>
     <w:unhideWhenUsed/>
     <w:qFormat/>
-    <w:rsid w:val="00C616F5"/>
+    <w:rsid w:val="000D28BF"/>
     <w:pPr>
       <w:keepNext/>
       <w:keepLines/>
@@ -2533,11 +2693,11 @@
     <w:semiHidden/>
     <w:unhideWhenUsed/>
     <w:qFormat/>
-    <w:rsid w:val="00C616F5"/>
+    <w:rsid w:val="000D28BF"/>
     <w:pPr>
       <w:keepNext/>
       <w:keepLines/>
-      <w:spacing w:before="40"/>
+      <w:spacing w:before="40" w:after="0"/>
       <w:outlineLvl w:val="5"/>
     </w:pPr>
     <w:rPr>
@@ -2556,11 +2716,11 @@
     <w:semiHidden/>
     <w:unhideWhenUsed/>
     <w:qFormat/>
-    <w:rsid w:val="00C616F5"/>
+    <w:rsid w:val="000D28BF"/>
     <w:pPr>
       <w:keepNext/>
       <w:keepLines/>
-      <w:spacing w:before="40"/>
+      <w:spacing w:before="40" w:after="0"/>
       <w:outlineLvl w:val="6"/>
     </w:pPr>
     <w:rPr>
@@ -2577,10 +2737,11 @@
     <w:semiHidden/>
     <w:unhideWhenUsed/>
     <w:qFormat/>
-    <w:rsid w:val="00C616F5"/>
+    <w:rsid w:val="000D28BF"/>
     <w:pPr>
       <w:keepNext/>
       <w:keepLines/>
+      <w:spacing w:after="0"/>
       <w:outlineLvl w:val="7"/>
     </w:pPr>
     <w:rPr>
@@ -2599,10 +2760,11 @@
     <w:semiHidden/>
     <w:unhideWhenUsed/>
     <w:qFormat/>
-    <w:rsid w:val="00C616F5"/>
+    <w:rsid w:val="000D28BF"/>
     <w:pPr>
       <w:keepNext/>
       <w:keepLines/>
+      <w:spacing w:after="0"/>
       <w:outlineLvl w:val="8"/>
     </w:pPr>
     <w:rPr>
@@ -2642,7 +2804,7 @@
     <w:basedOn w:val="DefaultParagraphFont"/>
     <w:link w:val="Heading1"/>
     <w:uiPriority w:val="9"/>
-    <w:rsid w:val="00C616F5"/>
+    <w:rsid w:val="000D28BF"/>
     <w:rPr>
       <w:rFonts w:asciiTheme="majorHAnsi" w:eastAsiaTheme="majorEastAsia" w:hAnsiTheme="majorHAnsi" w:cstheme="majorBidi"/>
       <w:color w:val="2F5496" w:themeColor="accent1" w:themeShade="BF"/>
@@ -2655,7 +2817,7 @@
     <w:basedOn w:val="DefaultParagraphFont"/>
     <w:link w:val="Heading2"/>
     <w:uiPriority w:val="9"/>
-    <w:rsid w:val="00C616F5"/>
+    <w:rsid w:val="000D28BF"/>
     <w:rPr>
       <w:rFonts w:asciiTheme="majorHAnsi" w:eastAsiaTheme="majorEastAsia" w:hAnsiTheme="majorHAnsi" w:cstheme="majorBidi"/>
       <w:color w:val="2F5496" w:themeColor="accent1" w:themeShade="BF"/>
@@ -2669,7 +2831,7 @@
     <w:link w:val="Heading3"/>
     <w:uiPriority w:val="9"/>
     <w:semiHidden/>
-    <w:rsid w:val="00C616F5"/>
+    <w:rsid w:val="000D28BF"/>
     <w:rPr>
       <w:rFonts w:eastAsiaTheme="majorEastAsia" w:cstheme="majorBidi"/>
       <w:color w:val="2F5496" w:themeColor="accent1" w:themeShade="BF"/>
@@ -2683,7 +2845,7 @@
     <w:link w:val="Heading4"/>
     <w:uiPriority w:val="9"/>
     <w:semiHidden/>
-    <w:rsid w:val="00C616F5"/>
+    <w:rsid w:val="000D28BF"/>
     <w:rPr>
       <w:rFonts w:eastAsiaTheme="majorEastAsia" w:cstheme="majorBidi"/>
       <w:i/>
@@ -2697,7 +2859,7 @@
     <w:link w:val="Heading5"/>
     <w:uiPriority w:val="9"/>
     <w:semiHidden/>
-    <w:rsid w:val="00C616F5"/>
+    <w:rsid w:val="000D28BF"/>
     <w:rPr>
       <w:rFonts w:eastAsiaTheme="majorEastAsia" w:cstheme="majorBidi"/>
       <w:color w:val="2F5496" w:themeColor="accent1" w:themeShade="BF"/>
@@ -2709,7 +2871,7 @@
     <w:link w:val="Heading6"/>
     <w:uiPriority w:val="9"/>
     <w:semiHidden/>
-    <w:rsid w:val="00C616F5"/>
+    <w:rsid w:val="000D28BF"/>
     <w:rPr>
       <w:rFonts w:eastAsiaTheme="majorEastAsia" w:cstheme="majorBidi"/>
       <w:i/>
@@ -2723,7 +2885,7 @@
     <w:link w:val="Heading7"/>
     <w:uiPriority w:val="9"/>
     <w:semiHidden/>
-    <w:rsid w:val="00C616F5"/>
+    <w:rsid w:val="000D28BF"/>
     <w:rPr>
       <w:rFonts w:eastAsiaTheme="majorEastAsia" w:cstheme="majorBidi"/>
       <w:color w:val="595959" w:themeColor="text1" w:themeTint="A6"/>
@@ -2735,7 +2897,7 @@
     <w:link w:val="Heading8"/>
     <w:uiPriority w:val="9"/>
     <w:semiHidden/>
-    <w:rsid w:val="00C616F5"/>
+    <w:rsid w:val="000D28BF"/>
     <w:rPr>
       <w:rFonts w:eastAsiaTheme="majorEastAsia" w:cstheme="majorBidi"/>
       <w:i/>
@@ -2749,7 +2911,7 @@
     <w:link w:val="Heading9"/>
     <w:uiPriority w:val="9"/>
     <w:semiHidden/>
-    <w:rsid w:val="00C616F5"/>
+    <w:rsid w:val="000D28BF"/>
     <w:rPr>
       <w:rFonts w:eastAsiaTheme="majorEastAsia" w:cstheme="majorBidi"/>
       <w:color w:val="272727" w:themeColor="text1" w:themeTint="D8"/>
@@ -2762,7 +2924,7 @@
     <w:link w:val="TitleChar"/>
     <w:uiPriority w:val="10"/>
     <w:qFormat/>
-    <w:rsid w:val="00C616F5"/>
+    <w:rsid w:val="000D28BF"/>
     <w:pPr>
       <w:spacing w:after="80" w:line="240" w:lineRule="auto"/>
       <w:contextualSpacing/>
@@ -2780,7 +2942,7 @@
     <w:basedOn w:val="DefaultParagraphFont"/>
     <w:link w:val="Title"/>
     <w:uiPriority w:val="10"/>
-    <w:rsid w:val="00C616F5"/>
+    <w:rsid w:val="000D28BF"/>
     <w:rPr>
       <w:rFonts w:asciiTheme="majorHAnsi" w:eastAsiaTheme="majorEastAsia" w:hAnsiTheme="majorHAnsi" w:cstheme="majorBidi"/>
       <w:spacing w:val="-10"/>
@@ -2796,7 +2958,7 @@
     <w:link w:val="SubtitleChar"/>
     <w:uiPriority w:val="11"/>
     <w:qFormat/>
-    <w:rsid w:val="00C616F5"/>
+    <w:rsid w:val="000D28BF"/>
     <w:pPr>
       <w:numPr>
         <w:ilvl w:val="1"/>
@@ -2815,7 +2977,7 @@
     <w:basedOn w:val="DefaultParagraphFont"/>
     <w:link w:val="Subtitle"/>
     <w:uiPriority w:val="11"/>
-    <w:rsid w:val="00C616F5"/>
+    <w:rsid w:val="000D28BF"/>
     <w:rPr>
       <w:rFonts w:eastAsiaTheme="majorEastAsia" w:cstheme="majorBidi"/>
       <w:color w:val="595959" w:themeColor="text1" w:themeTint="A6"/>
@@ -2831,7 +2993,7 @@
     <w:link w:val="QuoteChar"/>
     <w:uiPriority w:val="29"/>
     <w:qFormat/>
-    <w:rsid w:val="00C616F5"/>
+    <w:rsid w:val="000D28BF"/>
     <w:pPr>
       <w:spacing w:before="160"/>
       <w:jc w:val="center"/>
@@ -2847,7 +3009,7 @@
     <w:basedOn w:val="DefaultParagraphFont"/>
     <w:link w:val="Quote"/>
     <w:uiPriority w:val="29"/>
-    <w:rsid w:val="00C616F5"/>
+    <w:rsid w:val="000D28BF"/>
     <w:rPr>
       <w:i/>
       <w:iCs/>
@@ -2859,7 +3021,7 @@
     <w:basedOn w:val="Normal"/>
     <w:uiPriority w:val="34"/>
     <w:qFormat/>
-    <w:rsid w:val="00C616F5"/>
+    <w:rsid w:val="000D28BF"/>
     <w:pPr>
       <w:ind w:left="720"/>
       <w:contextualSpacing/>
@@ -2870,7 +3032,7 @@
     <w:basedOn w:val="DefaultParagraphFont"/>
     <w:uiPriority w:val="21"/>
     <w:qFormat/>
-    <w:rsid w:val="00C616F5"/>
+    <w:rsid w:val="000D28BF"/>
     <w:rPr>
       <w:i/>
       <w:iCs/>
@@ -2884,7 +3046,7 @@
     <w:link w:val="IntenseQuoteChar"/>
     <w:uiPriority w:val="30"/>
     <w:qFormat/>
-    <w:rsid w:val="00C616F5"/>
+    <w:rsid w:val="000D28BF"/>
     <w:pPr>
       <w:pBdr>
         <w:top w:val="single" w:sz="4" w:space="10" w:color="2F5496" w:themeColor="accent1" w:themeShade="BF"/>
@@ -2905,7 +3067,7 @@
     <w:basedOn w:val="DefaultParagraphFont"/>
     <w:link w:val="IntenseQuote"/>
     <w:uiPriority w:val="30"/>
-    <w:rsid w:val="00C616F5"/>
+    <w:rsid w:val="000D28BF"/>
     <w:rPr>
       <w:i/>
       <w:iCs/>
@@ -2917,7 +3079,7 @@
     <w:basedOn w:val="DefaultParagraphFont"/>
     <w:uiPriority w:val="32"/>
     <w:qFormat/>
-    <w:rsid w:val="00C616F5"/>
+    <w:rsid w:val="000D28BF"/>
     <w:rPr>
       <w:b/>
       <w:bCs/>
